--- a/ru/wisdom-stories/scarf-seller.docx
+++ b/ru/wisdom-stories/scarf-seller.docx
@@ -3,113 +3,167 @@
 <w:document xmlns:wpc="http://schemas.microsoft.com/office/word/2010/wordprocessingCanvas" xmlns:mo="http://schemas.microsoft.com/office/mac/office/2008/main" xmlns:mc="http://schemas.openxmlformats.org/markup-compatibility/2006" xmlns:mv="urn:schemas-microsoft-com:mac:vml" xmlns:o="urn:schemas-microsoft-com:office:office" xmlns:r="http://schemas.openxmlformats.org/officeDocument/2006/relationships" xmlns:m="http://schemas.openxmlformats.org/officeDocument/2006/math" xmlns:v="urn:schemas-microsoft-com:vml" xmlns:wp14="http://schemas.microsoft.com/office/word/2010/wordprocessingDrawing" xmlns:wp="http://schemas.openxmlformats.org/drawingml/2006/wordprocessingDrawing" xmlns:w10="urn:schemas-microsoft-com:office:word" xmlns:w="http://schemas.openxmlformats.org/wordprocessingml/2006/main" xmlns:w14="http://schemas.microsoft.com/office/word/2010/wordml" xmlns:wpg="http://schemas.microsoft.com/office/word/2010/wordprocessingGroup" xmlns:wpi="http://schemas.microsoft.com/office/word/2010/wordprocessingInk" xmlns:wne="http://schemas.microsoft.com/office/word/2006/wordml" xmlns:wps="http://schemas.microsoft.com/office/word/2010/wordprocessingShape" mc:Ignorable="w14 wp14">
   <w:body>
     <w:p>
+      <w:pPr>
+        <w:pStyle w:val="Title"/>
+      </w:pPr>
       <w:r>
         <w:t>Продавец шарфов</w:t>
       </w:r>
     </w:p>
     <w:p>
+      <w:pPr/>
       <w:r>
-        <w:t>Ночной ледяной холод окутал город. Земля была обледенелой и скользкой. Казалось, дыхание вот-вот замёрзнет. Я старалась идти очень осторожно, чтобы не упасть. Я подошла к двери автобуса, сказала «слава Аллаху» и благополучно добралась до неё. В этот момент ко мне подошёл ребёнок с шарфами, которые он пытался продать. У меня не было сил уделять ему внимание; меня волновало только одно — как можно скорее сесть в автобус.</w:t>
+        <w:t>Ночью город сковал мороз. Под ногами был скользкий лёд, дыхание превращалось в пар. Я осторожно добралась до автобуса и облегчённо вздохнула. У дверей стоял мальчик, продававший шарфы. Мне хотелось лишь поскорее попасть в тепло.</w:t>
       </w:r>
     </w:p>
     <w:p>
+      <w:pPr/>
       <w:r>
         <w:t>Ребёнок: — Купишь, сестрёнка? — сказал он и протянул мне шарф. Чтобы отделаться от него, я сказала: — Нет, не хочу. — Возьми, сестрёнка, возьми, он тебе понадобится, — сказал он. Чтобы выпутаться, я сказала: — У меня нет денег. — Ничего, сестрёнка, ты возьми — денег не хочу, пусть будет от меня, — сказал он. — Так нельзя, не хочу, у меня уже есть шарф, — говорю я и бросаюсь в автобус. В тот момент я думала только о себе; мне было всё равно на этого ребёнка. Я быстро пошла к своему месту.</w:t>
       </w:r>
     </w:p>
     <w:p>
+      <w:pPr/>
       <w:r>
         <w:t>Прежде чем сесть, я сунула руку в карман пальто, чтобы достать телефон. Рука нащупала пакет. Я вынула его и посмотрела. Очень удивилась, увидев внутри пакет с шарфом. Оказывается, ребёнок незаметно положил пакет мне в карман.</w:t>
       </w:r>
     </w:p>
     <w:p>
+      <w:pPr/>
       <w:r>
-        <w:t>Я тут же выскочила из автобуса на улицу. Мальчик, продающий шарфы, стоял на том же месте и пытался продать шарф людям, садящимся в автобус. Я подошла к этому ребёнку, которому было всё равно на холод, — с красным носом, с чёрными глазами, сиявшими, как звёзды в ночи, с невинной улыбкой, открывавшей белые зубы, лет двенадцати-тринадцати, в тонкой куртке, без перчаток, пытавшемуся голыми руками заработать в ночном холоде. Я положила руку ему на плечо и показала шарф: — Что это?</w:t>
+        <w:t>Я выскочила наружу. Мальчик всё ещё предлагал шарфы пассажирам. Ему было лет двенадцать-тринадцать: тонкая куртка, голые руки, красный от мороза нос и сияющие чёрные глаза. Я тронула его за плечо и показала находку: «Что это?»</w:t>
       </w:r>
     </w:p>
     <w:p>
+      <w:pPr>
+        <w:spacing w:after="80"/>
+      </w:pPr>
       <w:r>
         <w:t>Ребёнок улыбнулся и сказал: — Ничего, сестрёнка, тебе понадобится — пусть будет от меня.</w:t>
       </w:r>
     </w:p>
     <w:p>
+      <w:pPr/>
       <w:r>
         <w:t>— Если ты так будешь делать, как же ты заработаешь деньги? Разве тебе не жалко себя в такой холод? — говорю я.</w:t>
       </w:r>
     </w:p>
     <w:p>
+      <w:pPr>
+        <w:spacing w:after="80"/>
+      </w:pPr>
       <w:r>
         <w:t>— Ничего, сестрёнка, — сказал он любящими глазами.</w:t>
       </w:r>
     </w:p>
     <w:p>
+      <w:pPr>
+        <w:spacing w:after="80"/>
+      </w:pPr>
       <w:r>
         <w:t>Я протянула деньги.</w:t>
       </w:r>
     </w:p>
     <w:p>
+      <w:pPr>
+        <w:spacing w:after="80"/>
+      </w:pPr>
       <w:r>
         <w:t>— Нет, сестрёнка, не надо; пусть будет от меня, — повторил он.</w:t>
       </w:r>
     </w:p>
     <w:p>
+      <w:pPr/>
       <w:r>
         <w:t>А ведь если бы он посмотрел на меня и сказал: «Сестрёнка, ты же говорила, что денег нет, — откуда ты их взяла?», я бы в тот момент провалилась от стыда сквозь землю. Но он был прямодушным, невинным, чистым ребёнком с незапятнанным сердцем, который считал всех такими же чистыми, как он сам.</w:t>
       </w:r>
     </w:p>
     <w:p>
+      <w:pPr/>
       <w:r>
         <w:t>— Возьми это, — говорю я и решительно смотрю ему в лицо. Видя мою решимость, он берёт деньги и другой рукой достаёт из кармана сдачу, чтобы вернуть её.</w:t>
       </w:r>
     </w:p>
     <w:p>
+      <w:pPr>
+        <w:spacing w:after="80"/>
+      </w:pPr>
       <w:r>
         <w:t>— Нет, не надо; сдача пусть останется тебе, — говорю я.</w:t>
       </w:r>
     </w:p>
     <w:p>
+      <w:pPr/>
       <w:r>
         <w:t>— Сестрёнка, это слишком, так нельзя, — говорит он и торопливо пытается отделить деньги; часть падает на землю.</w:t>
       </w:r>
     </w:p>
     <w:p>
+      <w:pPr>
+        <w:spacing w:after="80"/>
+      </w:pPr>
       <w:r>
         <w:t>— Ничего, будь здоров — пусть будет от меня, — говорю я с улыбкой.</w:t>
       </w:r>
     </w:p>
     <w:p>
+      <w:pPr/>
       <w:r>
         <w:t>Смущённый, с той улыбкой, что растапливает лёд, ребёнок сказал: — Спасибо, сестрёнка, да будет Аллах тобой доволен.</w:t>
       </w:r>
     </w:p>
     <w:p>
+      <w:pPr/>
       <w:r>
-        <w:t>«И тебе спасибо! И тебе спасибо, дитя моей бедной страны — с широким сердцем и довольным глазом!» — говорю я про себя и сажусь на место. Снаружи ледяной воздух всё ещё окутывал этот маленький, любимый город ребёнка — город, в котором ещё есть дети, оставшиеся чистыми в своей невинности, чья вера в людей не повреждена, кто смехом превращает зиму в весну и кто пытается что-то заработать, чтобы поддержать семью.</w:t>
+        <w:t>«Спасибо тебе, дитя моей бедной страны, — подумала я. — Какое у тебя щедрое сердце!» Я вернулась в автобус. За стеклом оставался маленький замёрзший город, где дети всё ещё верили людям, улыбались и работали, чтобы помочь семье.</w:t>
       </w:r>
     </w:p>
     <w:p>
+      <w:pPr/>
       <w:r>
         <w:t>Мы тронулись в путь. В темноте ночи тот город и тот мальчик, продающий шарфы, остались позади. С горечью, въевшейся в сердце, я думала о душах, оставшихся без крова в этот холод. Во мне поднимались разные чувства, которым я не могла дать имени; что-то сжимало горло, перехватывало дыхание, и слёзы искали случая хлынуть из глаз.</w:t>
       </w:r>
     </w:p>
     <w:p>
+      <w:pPr>
+        <w:keepNext/>
+        <w:spacing w:after="80"/>
+      </w:pPr>
       <w:r>
         <w:t>Наш автобус продолжал путь, петляя среди заснеженных гор.</w:t>
       </w:r>
     </w:p>
     <w:p>
+      <w:pPr>
+        <w:keepNext/>
+        <w:keepLines/>
+        <w:spacing w:before="160"/>
+      </w:pPr>
       <w:r>
-        <w:t>Мораль: Иногда самую большую щедрость проявляет самый неимущий человек. Чистое сердце ребёнка превращает материальную бедность в богатство.</w:t>
+        <w:rPr>
+          <w:b/>
+        </w:rPr>
+        <w:t>Мораль:</w:t>
+      </w:r>
+      <w:r>
+        <w:t xml:space="preserve"> Иногда самую большую щедрость проявляет самый неимущий человек. Чистое сердце ребёнка превращает материальную бедность в богатство.</w:t>
       </w:r>
     </w:p>
     <w:p>
+      <w:pPr>
+        <w:spacing w:after="80"/>
+      </w:pPr>
       <w:r>
+        <w:rPr>
+          <w:i/>
+          <w:sz w:val="18"/>
+        </w:rPr>
         <w:t>История взята из открытых источников Интернета.</w:t>
       </w:r>
     </w:p>
     <w:sectPr>
-      <w:pgSz w:w="12240" w:h="15840"/>
-      <w:pgMar w:top="1440" w:right="1800" w:bottom="1440" w:left="1800" w:header="720" w:footer="720" w:gutter="0"/>
+      <w:pgSz w:w="11909" w:h="16834"/>
+      <w:pgMar w:top="1152" w:right="1224" w:bottom="1152" w:left="1224" w:header="720" w:footer="720" w:gutter="0"/>
       <w:cols w:space="720"/>
       <w:docGrid w:linePitch="360"/>
     </w:sectPr>
@@ -480,6 +534,16 @@
     <w:name w:val="Normal"/>
     <w:qFormat/>
     <w:rsid w:val="00FC693F"/>
+    <w:pPr>
+      <w:widowControl/>
+      <w:spacing w:after="120" w:line="269" w:lineRule="auto"/>
+    </w:pPr>
+    <w:rPr>
+      <w:rFonts w:ascii="Arial" w:hAnsi="Arial"/>
+      <w:color w:val="000000"/>
+      <w:sz w:val="22"/>
+      <w:lang w:val="ru-RU"/>
+    </w:rPr>
   </w:style>
   <w:style w:type="paragraph" w:styleId="Header">
     <w:name w:val="header"/>
@@ -822,18 +886,20 @@
     <w:qFormat/>
     <w:rsid w:val="00FC693F"/>
     <w:pPr>
+      <w:keepNext/>
       <w:pBdr>
         <w:bottom w:val="single" w:sz="8" w:space="4" w:color="4F81BD" w:themeColor="accent1"/>
       </w:pBdr>
-      <w:spacing w:after="300" w:line="240" w:lineRule="auto"/>
+      <w:spacing w:after="280" w:line="240" w:lineRule="auto"/>
       <w:contextualSpacing/>
     </w:pPr>
     <w:rPr>
-      <w:rFonts w:asciiTheme="majorHAnsi" w:eastAsiaTheme="majorEastAsia" w:hAnsiTheme="majorHAnsi" w:cstheme="majorBidi"/>
-      <w:color w:val="17365D" w:themeColor="text2" w:themeShade="BF"/>
+      <w:rFonts w:asciiTheme="majorHAnsi" w:eastAsiaTheme="majorEastAsia" w:hAnsiTheme="majorHAnsi" w:cstheme="majorBidi" w:ascii="Arial" w:hAnsi="Arial"/>
+      <w:b/>
+      <w:color w:val="000000"/>
       <w:spacing w:val="5"/>
       <w:kern w:val="28"/>
-      <w:sz w:val="52"/>
+      <w:sz w:val="34"/>
       <w:szCs w:val="52"/>
     </w:rPr>
   </w:style>

--- a/ru/wisdom-stories/scarf-seller.docx
+++ b/ru/wisdom-stories/scarf-seller.docx
@@ -13,7 +13,7 @@
     <w:p>
       <w:pPr/>
       <w:r>
-        <w:t>Ночью город сковал мороз. Под ногами был скользкий лёд, дыхание превращалось в пар. Я осторожно добралась до автобуса и облегчённо вздохнула. У дверей стоял мальчик, продававший шарфы. Мне хотелось лишь поскорее попасть в тепло.</w:t>
+        <w:t>Ночью город сковал мороз. Под ногами был скользкий лёд, казалось, что дыхание вот-вот замёрзнет. Я осторожно добралась до автобуса и подумала: «Слава Богу, добралась целой и невредимой». В этот момент подошёл мальчик с шарфами в руках. Мне хотелось лишь поскорее сесть в автобус.</w:t>
       </w:r>
     </w:p>
     <w:p>
@@ -25,13 +25,13 @@
     <w:p>
       <w:pPr/>
       <w:r>
-        <w:t>Прежде чем сесть, я сунула руку в карман пальто, чтобы достать телефон. Рука нащупала пакет. Я вынула его и посмотрела. Очень удивилась, увидев внутри пакет с шарфом. Оказывается, ребёнок незаметно положил пакет мне в карман.</w:t>
+        <w:t>Прежде чем сесть, я сунула руку в карман пальто, чтобы достать телефон. Рука нащупала пакет. Я вынула его и посмотрела. Очень удивилась, увидев в пакете шарф. Оказывается, ребёнок незаметно положил пакет мне в карман.</w:t>
       </w:r>
     </w:p>
     <w:p>
       <w:pPr/>
       <w:r>
-        <w:t>Я выскочила наружу. Мальчик всё ещё предлагал шарфы пассажирам. Ему было лет двенадцать-тринадцать: тонкая куртка, голые руки, красный от мороза нос и сияющие чёрные глаза. Я тронула его за плечо и показала находку: «Что это?»</w:t>
+        <w:t>Я выскочила наружу. Мальчик всё ещё предлагал шарфы пассажирам. Ему было лет двенадцать-тринадцать: тонкое пальто, голые руки, красный от мороза нос и чёрные глаза, сиявшие в ночи, как звёзды, а когда он улыбался — белоснежные зубы. Я тронула его за плечо и показала находку: «Что это?»</w:t>
       </w:r>
     </w:p>
     <w:p>
@@ -45,7 +45,7 @@
     <w:p>
       <w:pPr/>
       <w:r>
-        <w:t>— Если ты так будешь делать, как же ты заработаешь деньги? Разве тебе не жалко себя в такой холод? — говорю я.</w:t>
+        <w:t>— Если ты так будешь делать, как же ты заработаешь деньги? Разве не жаль тебя в такой холод? — говорю я.</w:t>
       </w:r>
     </w:p>
     <w:p>
@@ -115,13 +115,13 @@
     <w:p>
       <w:pPr/>
       <w:r>
-        <w:t>«Спасибо тебе, дитя моей бедной страны, — подумала я. — Какое у тебя щедрое сердце!» Я вернулась в автобус. За стеклом оставался маленький замёрзший город, где дети всё ещё верили людям, улыбались и работали, чтобы помочь семье.</w:t>
+        <w:t>«Спасибо тебе, дитя моей бедной страны, — подумала я. — Сердце у тебя широкое, и ты не жаден!» Я вернулась в автобус. За стеклом ледяной холод окутывал маленький милый город этого ребёнка, где дети всё ещё чисты в своей невинности, не теряют доверия к людям, смехом превращают зиму в весну и стараются заработать, чтобы помочь семье.</w:t>
       </w:r>
     </w:p>
     <w:p>
       <w:pPr/>
       <w:r>
-        <w:t>Мы тронулись в путь. В темноте ночи тот город и тот мальчик, продающий шарфы, остались позади. С горечью, въевшейся в сердце, я думала о душах, оставшихся без крова в этот холод. Во мне поднимались разные чувства, которым я не могла дать имени; что-то сжимало горло, перехватывало дыхание, и слёзы искали случая хлынуть из глаз.</w:t>
+        <w:t>Мы тронулись в путь. В темноте ночи тот город и тот мальчик, продающий шарфы, остались позади. С болью в сердце я думала о людях, оставшихся без крова в этот холод. Меня переполняли смешанные чувства. Горло сжалось, и я едва сдерживала слёзы.</w:t>
       </w:r>
     </w:p>
     <w:p>
@@ -143,11 +143,9 @@
         <w:rPr>
           <w:b/>
         </w:rPr>
-        <w:t>Мораль:</w:t>
+        <w:t>Мораль: Иногда самую большую щедрость проявляет самый неимущий человек. Чистое сердце ребёнка превращает материальную бедность в богатство.</w:t>
       </w:r>
-      <w:r>
-        <w:t xml:space="preserve"> Иногда самую большую щедрость проявляет самый неимущий человек. Чистое сердце ребёнка превращает материальную бедность в богатство.</w:t>
-      </w:r>
+      <w:r/>
     </w:p>
     <w:p>
       <w:pPr>
@@ -158,7 +156,7 @@
           <w:i/>
           <w:sz w:val="18"/>
         </w:rPr>
-        <w:t>История взята из открытых источников Интернета.</w:t>
+        <w:t>Рассказы взяты из открытых интернет-источников, а иллюстрации созданы с помощью ИИ.</w:t>
       </w:r>
     </w:p>
     <w:sectPr>
